--- a/fanfic/ffn_upload/ch10.docx
+++ b/fanfic/ffn_upload/ch10.docx
@@ -166,7 +166,7 @@
         <w:pStyle w:val="BodyText"/>
       </w:pPr>
       <w:r>
-        <w:t xml:space="preserve">That morning, before the clinic opened, she had lit four candles in the memorial alcove off the eastern corridor, as she had every morning for nearly two months. Four flames, no names. One for Jackar Bowmani, who had carried death into the hangar without knowing it. Three for troopers whose numbers she had memorized from the evidence list read aloud at the tribunal: CT-2261, CT-4408, CT-9170. Ahsoka had asked her to light candles for them. Ahsoka had thanked her for it.</w:t>
+        <w:t xml:space="preserve">That morning, before the clinic opened, she had lit four candles in the memorial alcove above the hangar, as she had every morning for nearly two months. Four flames, no names. One for Jackar Bowmani, who had carried death into the hangar without knowing it. Three for troopers whose numbers Ahsoka had given her through a detention-cell field: CT-2261, CT-4408, CT-9170. Ahsoka had asked her to light candles for them. Ahsoka had thanked her for it.</w:t>
       </w:r>
     </w:p>
     <w:p>
@@ -442,7 +442,7 @@
         <w:t xml:space="preserve">“</w:t>
       </w:r>
       <w:r>
-        <w:t xml:space="preserve">And, I’m told, you’ve spent a good deal of time in the field hospitals. Geonosis. The Ryloth campaign. Master Unduli speaks very highly of your gifts.</w:t>
+        <w:t xml:space="preserve">And, I’m told, you’ve spent a good deal of time in the field hospitals. Geonosis, among others. Master Unduli speaks very highly of your gifts.</w:t>
       </w:r>
       <w:r>
         <w:t xml:space="preserve">”</w:t>
@@ -653,7 +653,7 @@
         <w:pStyle w:val="BodyText"/>
       </w:pPr>
       <w:r>
-        <w:t xml:space="preserve">Beside the corridor, a second frame opened. A holding room seen from a high corner. A woman in a chair, a young Togruta standing across from her. Letta Turmond’s mouth was open. She had been about to speak. The timestamp in the second frame matched the first to the second.</w:t>
+        <w:t xml:space="preserve">Beside the corridor, a second frame opened. A holding room seen from a high corner. A woman on a bench against the wall, and Ahsoka standing across from her. Letta Turmond’s mouth was open. She had been about to speak. The timestamp in the second frame matched the first to the second.</w:t>
       </w:r>
     </w:p>
     <w:p>
@@ -956,7 +956,7 @@
         <w:t xml:space="preserve">death</w:t>
       </w:r>
       <w:r>
-        <w:t xml:space="preserve">. She had not known anyone was looking at her. Her mouth was half open. Her eyes were wide and wet and wrecked. It was the face of someone watching a building fall on a person she loved, and knowing she had set the charge.</w:t>
+        <w:t xml:space="preserve">. She had not known anyone was looking at her. Her hand was pressed hard over her mouth. Her eyes were wide and wet and wrecked, fixed on the floor at her feet. It was the face of someone who had watched a building fall on a person she loved, and knew she had set the charge.</w:t>
       </w:r>
     </w:p>
     <w:p>
@@ -1316,7 +1316,7 @@
         <w:t xml:space="preserve"> </w:t>
       </w:r>
       <w:r>
-        <w:t xml:space="preserve">Ahsoka had called her that, once, to Ventress, in the lower levels. Barriss had not been there to hear it. She had only learned it from the tribunal transcript, and had read the line eleven times.</w:t>
+        <w:t xml:space="preserve">That was what she had been, the night Ahsoka called from the lower levels with Ventress beside her: the one person in the Temple Ahsoka trusted to tell her where to go. And Barriss had told her.</w:t>
       </w:r>
     </w:p>
     <w:p>
@@ -1886,7 +1886,7 @@
         <w:pStyle w:val="BodyText"/>
       </w:pPr>
       <w:r>
-        <w:t xml:space="preserve">There it was: the question her Master had been holding for two months. Barriss had felt it every day, an unasked weight between them, and every day she had braced against it and nearly broken, and once, in the corridor outside the Council chamber, she had come within a single word of telling the truth.</w:t>
+        <w:t xml:space="preserve">There it was: the question her Master had been holding for two months. Barriss had felt it every day, an unasked weight between them, and every day she had braced against it and nearly broken, and once, kneeling beside her at the long window on the eve of the trial, she had come within a single word of telling the truth.</w:t>
       </w:r>
     </w:p>
     <w:p>
@@ -1957,7 +1957,7 @@
           <w:iCs/>
           <w:i/>
         </w:rPr>
-        <w:t xml:space="preserve">Republic Penal Authority requests Jedi healer attendance, circuit rotation, at facilities housing Force-sensitive detainees. Complications reported with new restraint devices: nerve inflammation at the cervical contact points, persistent headaches, sleep disturbance, two cases of seizure. Healer to assess and treat. Circuit: Coruscant Central Detention — Kessan Point Facility — Gallia Orbital Holding — Republic Penal Facility Narkis-Nine. Est. duration six weeks. Departure in twenty days.</w:t>
+        <w:t xml:space="preserve">Republic Penal Authority requests Jedi healer attendance, circuit rotation, at facilities housing Force-sensitive detainees. Complications reported with new restraint devices: nerve inflammation at the cervical contact points, persistent headaches, sleep disturbance, two cases of seizure. Healer to assess and treat. Circuit: Coruscant Central Detention — Kessan Point Facility — Gallia Orbital Holding — Republic Penal Facility Narkis-Nine. Est. duration four weeks outbound. Departure in twenty days.</w:t>
       </w:r>
     </w:p>
     <w:p>
@@ -2062,7 +2062,7 @@
         <w:t xml:space="preserve">“</w:t>
       </w:r>
       <w:r>
-        <w:t xml:space="preserve">That’s six weeks through the cold back end of nowhere, treating convicts for a device the Judiciary invented without asking anyone who knows what a nerve is.</w:t>
+        <w:t xml:space="preserve">That’s a month through the cold back end of nowhere, treating convicts for a device the Judiciary invented without asking anyone who knows what a nerve is.</w:t>
       </w:r>
       <w:r>
         <w:t xml:space="preserve">”</w:t>
@@ -2357,7 +2357,7 @@
         <w:pStyle w:val="BodyText"/>
       </w:pPr>
       <w:r>
-        <w:t xml:space="preserve">Barriss sat very still on the edge of the empty cot. Down the corridor the memorial candles were burning low, four of them at the end of the row, steady in air that did not move. The clinic was warm. It was always warm.</w:t>
+        <w:t xml:space="preserve">Barriss sat very still on the edge of the empty cot. Above the hangar the memorial candles would be burning low by now, four of them at the end of the row, steady in air that did not move. The clinic was warm. It was always warm.</w:t>
       </w:r>
     </w:p>
     <w:p>
